--- a/extra/report/02_1_詳細設計書_仕様追加編集.docx
+++ b/extra/report/02_1_詳細設計書_仕様追加編集.docx
@@ -3278,9 +3278,6 @@
           <w:p>
             <w:pPr>
               <w:pStyle w:val="af1"/>
-              <w:rPr>
-                <w:rFonts w:hint="eastAsia"/>
-              </w:rPr>
             </w:pPr>
             <w:r>
               <w:rPr>
@@ -3299,7 +3296,6 @@
               <w:pStyle w:val="af1"/>
               <w:cnfStyle w:val="000000000000" w:firstRow="0" w:lastRow="0" w:firstColumn="0" w:lastColumn="0" w:oddVBand="0" w:evenVBand="0" w:oddHBand="0" w:evenHBand="0" w:firstRowFirstColumn="0" w:firstRowLastColumn="0" w:lastRowFirstColumn="0" w:lastRowLastColumn="0"/>
               <w:rPr>
-                <w:rFonts w:hint="eastAsia"/>
                 <w:color w:val="FF0000"/>
               </w:rPr>
             </w:pPr>
@@ -3327,7 +3323,6 @@
               <w:pStyle w:val="af1"/>
               <w:cnfStyle w:val="000000000000" w:firstRow="0" w:lastRow="0" w:firstColumn="0" w:lastColumn="0" w:oddVBand="0" w:evenVBand="0" w:oddHBand="0" w:evenHBand="0" w:firstRowFirstColumn="0" w:firstRowLastColumn="0" w:lastRowFirstColumn="0" w:lastRowLastColumn="0"/>
               <w:rPr>
-                <w:rFonts w:hint="eastAsia"/>
                 <w:color w:val="FF0000"/>
               </w:rPr>
             </w:pPr>
@@ -3349,7 +3344,6 @@
               <w:pStyle w:val="af1"/>
               <w:cnfStyle w:val="000000000000" w:firstRow="0" w:lastRow="0" w:firstColumn="0" w:lastColumn="0" w:oddVBand="0" w:evenVBand="0" w:oddHBand="0" w:evenHBand="0" w:firstRowFirstColumn="0" w:firstRowLastColumn="0" w:lastRowFirstColumn="0" w:lastRowLastColumn="0"/>
               <w:rPr>
-                <w:rFonts w:hint="eastAsia"/>
                 <w:color w:val="FF0000"/>
               </w:rPr>
             </w:pPr>
@@ -3720,7 +3714,6 @@
       <w:pPr>
         <w:spacing w:after="180"/>
         <w:rPr>
-          <w:rFonts w:hint="eastAsia"/>
           <w:b/>
           <w:bCs/>
         </w:rPr>
@@ -3739,8 +3732,6 @@
         <w:spacing w:after="180"/>
       </w:pPr>
       <w:bookmarkStart w:id="4" w:name="_Toc209772899"/>
-      <w:bookmarkStart w:id="5" w:name="_GoBack"/>
-      <w:bookmarkEnd w:id="5"/>
       <w:r>
         <w:rPr>
           <w:rFonts w:hint="eastAsia"/>
@@ -3802,13 +3793,7 @@
               <w:t>K</w:t>
             </w:r>
             <w:r>
-              <w:t>AP900V0</w:t>
-            </w:r>
-            <w:r>
-              <w:t>1</w:t>
-            </w:r>
-            <w:r>
-              <w:t>0</w:t>
+              <w:t>AP900V010</w:t>
             </w:r>
           </w:p>
         </w:tc>
@@ -3939,14 +3924,14 @@
         <w:pStyle w:val="2"/>
         <w:spacing w:after="360"/>
       </w:pPr>
-      <w:bookmarkStart w:id="6" w:name="_Toc209772900"/>
+      <w:bookmarkStart w:id="5" w:name="_Toc209772900"/>
       <w:r>
         <w:rPr>
           <w:rFonts w:hint="eastAsia"/>
         </w:rPr>
         <w:t>構成</w:t>
       </w:r>
-      <w:bookmarkEnd w:id="6"/>
+      <w:bookmarkEnd w:id="5"/>
     </w:p>
     <w:p>
       <w:pPr>
@@ -3957,10 +3942,10 @@
           <w:noProof/>
         </w:rPr>
         <w:drawing>
-          <wp:inline distT="0" distB="0" distL="0" distR="0" wp14:anchorId="56C596B9" wp14:editId="06F35CAF">
-            <wp:extent cx="6645910" cy="4356863"/>
+          <wp:inline distT="0" distB="0" distL="0" distR="0" wp14:anchorId="61518BE6" wp14:editId="69DCF6F1">
+            <wp:extent cx="6645910" cy="4357441"/>
             <wp:effectExtent l="0" t="0" r="0" b="0"/>
-            <wp:docPr id="3" name="図 3" descr="C:\Users\yamaguchi-ryoka\AppData\Local\Microsoft\Windows\INetCache\Content.MSO\5B78E13C.tmp"/>
+            <wp:docPr id="1" name="図 1" descr="C:\Users\yamaguchi-ryoka\AppData\Local\Microsoft\Windows\INetCache\Content.MSO\F8B835D6.tmp"/>
             <wp:cNvGraphicFramePr>
               <a:graphicFrameLocks xmlns:a="http://schemas.openxmlformats.org/drawingml/2006/main" noChangeAspect="1"/>
             </wp:cNvGraphicFramePr>
@@ -3968,7 +3953,7 @@
               <a:graphicData uri="http://schemas.openxmlformats.org/drawingml/2006/picture">
                 <pic:pic xmlns:pic="http://schemas.openxmlformats.org/drawingml/2006/picture">
                   <pic:nvPicPr>
-                    <pic:cNvPr id="0" name="Picture 1" descr="C:\Users\yamaguchi-ryoka\AppData\Local\Microsoft\Windows\INetCache\Content.MSO\5B78E13C.tmp"/>
+                    <pic:cNvPr id="0" name="Picture 1" descr="C:\Users\yamaguchi-ryoka\AppData\Local\Microsoft\Windows\INetCache\Content.MSO\F8B835D6.tmp"/>
                     <pic:cNvPicPr>
                       <a:picLocks noChangeAspect="1" noChangeArrowheads="1"/>
                     </pic:cNvPicPr>
@@ -3989,7 +3974,7 @@
                   <pic:spPr bwMode="auto">
                     <a:xfrm>
                       <a:off x="0" y="0"/>
-                      <a:ext cx="6645910" cy="4356863"/>
+                      <a:ext cx="6645910" cy="4357441"/>
                     </a:xfrm>
                     <a:prstGeom prst="rect">
                       <a:avLst/>
@@ -4194,6 +4179,8 @@
               </w:rPr>
               <w:t>ユーザID</w:t>
             </w:r>
+            <w:bookmarkStart w:id="6" w:name="_GoBack"/>
+            <w:bookmarkEnd w:id="6"/>
           </w:p>
         </w:tc>
         <w:tc>
@@ -4361,9 +4348,6 @@
                 <w:ilvl w:val="0"/>
                 <w:numId w:val="33"/>
               </w:numPr>
-              <w:rPr>
-                <w:rFonts w:hint="eastAsia"/>
-              </w:rPr>
             </w:pPr>
           </w:p>
         </w:tc>
@@ -4376,16 +4360,22 @@
               <w:pStyle w:val="af1"/>
               <w:cnfStyle w:val="000000000000" w:firstRow="0" w:lastRow="0" w:firstColumn="0" w:lastColumn="0" w:oddVBand="0" w:evenVBand="0" w:oddHBand="0" w:evenHBand="0" w:firstRowFirstColumn="0" w:firstRowLastColumn="0" w:lastRowFirstColumn="0" w:lastRowLastColumn="0"/>
               <w:rPr>
-                <w:rFonts w:hint="eastAsia"/>
                 <w:color w:val="FF0000"/>
               </w:rPr>
             </w:pPr>
             <w:proofErr w:type="spellStart"/>
             <w:r>
               <w:rPr>
+                <w:rFonts w:hint="eastAsia"/>
                 <w:color w:val="FF0000"/>
               </w:rPr>
-              <w:t>adminPassword</w:t>
+              <w:t>a</w:t>
+            </w:r>
+            <w:r>
+              <w:rPr>
+                <w:color w:val="FF0000"/>
+              </w:rPr>
+              <w:t>ddAdminUser</w:t>
             </w:r>
             <w:proofErr w:type="spellEnd"/>
           </w:p>
@@ -4399,7 +4389,6 @@
               <w:pStyle w:val="af1"/>
               <w:cnfStyle w:val="000000000000" w:firstRow="0" w:lastRow="0" w:firstColumn="0" w:lastColumn="0" w:oddVBand="0" w:evenVBand="0" w:oddHBand="0" w:evenHBand="0" w:firstRowFirstColumn="0" w:firstRowLastColumn="0" w:lastRowFirstColumn="0" w:lastRowLastColumn="0"/>
               <w:rPr>
-                <w:rFonts w:hint="eastAsia"/>
                 <w:color w:val="FF0000"/>
               </w:rPr>
             </w:pPr>
@@ -4408,7 +4397,7 @@
                 <w:rFonts w:hint="eastAsia"/>
                 <w:color w:val="FF0000"/>
               </w:rPr>
-              <w:t>管理者パスワード</w:t>
+              <w:t>登録</w:t>
             </w:r>
           </w:p>
         </w:tc>
@@ -4421,7 +4410,6 @@
               <w:pStyle w:val="af1"/>
               <w:cnfStyle w:val="000000000000" w:firstRow="0" w:lastRow="0" w:firstColumn="0" w:lastColumn="0" w:oddVBand="0" w:evenVBand="0" w:oddHBand="0" w:evenHBand="0" w:firstRowFirstColumn="0" w:firstRowLastColumn="0" w:lastRowFirstColumn="0" w:lastRowLastColumn="0"/>
               <w:rPr>
-                <w:rFonts w:hint="eastAsia"/>
                 <w:color w:val="FF0000"/>
               </w:rPr>
             </w:pPr>
@@ -4430,7 +4418,7 @@
                 <w:rFonts w:hint="eastAsia"/>
                 <w:color w:val="FF0000"/>
               </w:rPr>
-              <w:t>パスワード</w:t>
+              <w:t>ボタン</w:t>
             </w:r>
           </w:p>
         </w:tc>
@@ -4485,21 +4473,19 @@
                 <w:color w:val="FF0000"/>
               </w:rPr>
             </w:pPr>
-            <w:proofErr w:type="spellStart"/>
             <w:r>
               <w:rPr>
                 <w:rFonts w:hint="eastAsia"/>
                 <w:color w:val="FF0000"/>
               </w:rPr>
-              <w:t>a</w:t>
+              <w:t>c</w:t>
             </w:r>
             <w:r>
               <w:rPr>
                 <w:color w:val="FF0000"/>
               </w:rPr>
-              <w:t>ddAdminUser</w:t>
-            </w:r>
-            <w:proofErr w:type="spellEnd"/>
+              <w:t>ancel</w:t>
+            </w:r>
           </w:p>
         </w:tc>
         <w:tc>
@@ -4519,7 +4505,7 @@
                 <w:rFonts w:hint="eastAsia"/>
                 <w:color w:val="FF0000"/>
               </w:rPr>
-              <w:t>登録</w:t>
+              <w:t>キャンセル</w:t>
             </w:r>
           </w:p>
         </w:tc>
@@ -4532,120 +4518,6 @@
               <w:pStyle w:val="af1"/>
               <w:cnfStyle w:val="000000000000" w:firstRow="0" w:lastRow="0" w:firstColumn="0" w:lastColumn="0" w:oddVBand="0" w:evenVBand="0" w:oddHBand="0" w:evenHBand="0" w:firstRowFirstColumn="0" w:firstRowLastColumn="0" w:lastRowFirstColumn="0" w:lastRowLastColumn="0"/>
               <w:rPr>
-                <w:color w:val="FF0000"/>
-              </w:rPr>
-            </w:pPr>
-            <w:r>
-              <w:rPr>
-                <w:rFonts w:hint="eastAsia"/>
-                <w:color w:val="FF0000"/>
-              </w:rPr>
-              <w:t>ボタン</w:t>
-            </w:r>
-          </w:p>
-        </w:tc>
-        <w:tc>
-          <w:tcPr>
-            <w:tcW w:w="2083" w:type="dxa"/>
-          </w:tcPr>
-          <w:p>
-            <w:pPr>
-              <w:pStyle w:val="af1"/>
-              <w:cnfStyle w:val="000000000000" w:firstRow="0" w:lastRow="0" w:firstColumn="0" w:lastColumn="0" w:oddVBand="0" w:evenVBand="0" w:oddHBand="0" w:evenHBand="0" w:firstRowFirstColumn="0" w:firstRowLastColumn="0" w:lastRowFirstColumn="0" w:lastRowLastColumn="0"/>
-            </w:pPr>
-          </w:p>
-        </w:tc>
-        <w:tc>
-          <w:tcPr>
-            <w:tcW w:w="2258" w:type="dxa"/>
-          </w:tcPr>
-          <w:p>
-            <w:pPr>
-              <w:pStyle w:val="af1"/>
-              <w:cnfStyle w:val="000000000000" w:firstRow="0" w:lastRow="0" w:firstColumn="0" w:lastColumn="0" w:oddVBand="0" w:evenVBand="0" w:oddHBand="0" w:evenHBand="0" w:firstRowFirstColumn="0" w:firstRowLastColumn="0" w:lastRowFirstColumn="0" w:lastRowLastColumn="0"/>
-            </w:pPr>
-          </w:p>
-        </w:tc>
-      </w:tr>
-      <w:tr>
-        <w:tc>
-          <w:tcPr>
-            <w:cnfStyle w:val="001000000000" w:firstRow="0" w:lastRow="0" w:firstColumn="1" w:lastColumn="0" w:oddVBand="0" w:evenVBand="0" w:oddHBand="0" w:evenHBand="0" w:firstRowFirstColumn="0" w:firstRowLastColumn="0" w:lastRowFirstColumn="0" w:lastRowLastColumn="0"/>
-            <w:tcW w:w="506" w:type="dxa"/>
-          </w:tcPr>
-          <w:p>
-            <w:pPr>
-              <w:pStyle w:val="af1"/>
-              <w:numPr>
-                <w:ilvl w:val="0"/>
-                <w:numId w:val="33"/>
-              </w:numPr>
-              <w:rPr>
-                <w:rFonts w:hint="eastAsia"/>
-              </w:rPr>
-            </w:pPr>
-          </w:p>
-        </w:tc>
-        <w:tc>
-          <w:tcPr>
-            <w:tcW w:w="1671" w:type="dxa"/>
-          </w:tcPr>
-          <w:p>
-            <w:pPr>
-              <w:pStyle w:val="af1"/>
-              <w:cnfStyle w:val="000000000000" w:firstRow="0" w:lastRow="0" w:firstColumn="0" w:lastColumn="0" w:oddVBand="0" w:evenVBand="0" w:oddHBand="0" w:evenHBand="0" w:firstRowFirstColumn="0" w:firstRowLastColumn="0" w:lastRowFirstColumn="0" w:lastRowLastColumn="0"/>
-              <w:rPr>
-                <w:rFonts w:hint="eastAsia"/>
-                <w:color w:val="FF0000"/>
-              </w:rPr>
-            </w:pPr>
-            <w:r>
-              <w:rPr>
-                <w:rFonts w:hint="eastAsia"/>
-                <w:color w:val="FF0000"/>
-              </w:rPr>
-              <w:t>c</w:t>
-            </w:r>
-            <w:r>
-              <w:rPr>
-                <w:color w:val="FF0000"/>
-              </w:rPr>
-              <w:t>ancel</w:t>
-            </w:r>
-          </w:p>
-        </w:tc>
-        <w:tc>
-          <w:tcPr>
-            <w:tcW w:w="1974" w:type="dxa"/>
-          </w:tcPr>
-          <w:p>
-            <w:pPr>
-              <w:pStyle w:val="af1"/>
-              <w:cnfStyle w:val="000000000000" w:firstRow="0" w:lastRow="0" w:firstColumn="0" w:lastColumn="0" w:oddVBand="0" w:evenVBand="0" w:oddHBand="0" w:evenHBand="0" w:firstRowFirstColumn="0" w:firstRowLastColumn="0" w:lastRowFirstColumn="0" w:lastRowLastColumn="0"/>
-              <w:rPr>
-                <w:rFonts w:hint="eastAsia"/>
-                <w:color w:val="FF0000"/>
-              </w:rPr>
-            </w:pPr>
-            <w:r>
-              <w:rPr>
-                <w:rFonts w:hint="eastAsia"/>
-                <w:color w:val="FF0000"/>
-              </w:rPr>
-              <w:t>キャンセル</w:t>
-            </w:r>
-          </w:p>
-        </w:tc>
-        <w:tc>
-          <w:tcPr>
-            <w:tcW w:w="1974" w:type="dxa"/>
-          </w:tcPr>
-          <w:p>
-            <w:pPr>
-              <w:pStyle w:val="af1"/>
-              <w:cnfStyle w:val="000000000000" w:firstRow="0" w:lastRow="0" w:firstColumn="0" w:lastColumn="0" w:oddVBand="0" w:evenVBand="0" w:oddHBand="0" w:evenHBand="0" w:firstRowFirstColumn="0" w:firstRowLastColumn="0" w:lastRowFirstColumn="0" w:lastRowLastColumn="0"/>
-              <w:rPr>
-                <w:rFonts w:hint="eastAsia"/>
                 <w:color w:val="FF0000"/>
               </w:rPr>
             </w:pPr>
@@ -4863,7 +4735,6 @@
               <w:spacing w:after="180"/>
               <w:cnfStyle w:val="000000000000" w:firstRow="0" w:lastRow="0" w:firstColumn="0" w:lastColumn="0" w:oddVBand="0" w:evenVBand="0" w:oddHBand="0" w:evenHBand="0" w:firstRowFirstColumn="0" w:firstRowLastColumn="0" w:lastRowFirstColumn="0" w:lastRowLastColumn="0"/>
               <w:rPr>
-                <w:rFonts w:hint="eastAsia"/>
                 <w:color w:val="FF0000"/>
               </w:rPr>
             </w:pPr>
@@ -4895,7 +4766,6 @@
               <w:spacing w:after="180"/>
               <w:cnfStyle w:val="000000000000" w:firstRow="0" w:lastRow="0" w:firstColumn="0" w:lastColumn="0" w:oddVBand="0" w:evenVBand="0" w:oddHBand="0" w:evenHBand="0" w:firstRowFirstColumn="0" w:firstRowLastColumn="0" w:lastRowFirstColumn="0" w:lastRowLastColumn="0"/>
               <w:rPr>
-                <w:rFonts w:hint="eastAsia"/>
                 <w:color w:val="FF0000"/>
               </w:rPr>
             </w:pPr>
@@ -4941,7 +4811,6 @@
               <w:jc w:val="center"/>
               <w:cnfStyle w:val="000000000000" w:firstRow="0" w:lastRow="0" w:firstColumn="0" w:lastColumn="0" w:oddVBand="0" w:evenVBand="0" w:oddHBand="0" w:evenHBand="0" w:firstRowFirstColumn="0" w:firstRowLastColumn="0" w:lastRowFirstColumn="0" w:lastRowLastColumn="0"/>
               <w:rPr>
-                <w:rFonts w:hint="eastAsia"/>
                 <w:color w:val="FF0000"/>
               </w:rPr>
             </w:pPr>
@@ -5152,9 +5021,6 @@
     <w:p>
       <w:pPr>
         <w:spacing w:after="180"/>
-        <w:rPr>
-          <w:rFonts w:hint="eastAsia"/>
-        </w:rPr>
       </w:pPr>
     </w:p>
     <w:p>
@@ -8664,38 +8530,24 @@
               <w:t>加入者情報を「</w:t>
             </w:r>
             <w:r>
+              <w:fldChar w:fldCharType="begin"/>
+            </w:r>
+            <w:r>
               <w:rPr>
                 <w:color w:val="auto"/>
               </w:rPr>
-              <w:fldChar w:fldCharType="begin"/>
+              <w:instrText xml:space="preserve"> REF _Ref130904993 \h </w:instrText>
+            </w:r>
+            <w:r>
+              <w:fldChar w:fldCharType="separate"/>
             </w:r>
             <w:r>
               <w:rPr>
                 <w:color w:val="auto"/>
               </w:rPr>
-              <w:instrText xml:space="preserve"> REF _Ref130904993 \h </w:instrText>
-            </w:r>
-            <w:r>
-              <w:rPr>
-                <w:color w:val="auto"/>
-              </w:rPr>
-            </w:r>
-            <w:r>
-              <w:rPr>
-                <w:color w:val="auto"/>
-              </w:rPr>
-              <w:fldChar w:fldCharType="separate"/>
-            </w:r>
-            <w:r>
-              <w:rPr>
-                <w:color w:val="auto"/>
-              </w:rPr>
               <w:t>加入者検索結果一覧画面</w:t>
             </w:r>
             <w:r>
-              <w:rPr>
-                <w:color w:val="auto"/>
-              </w:rPr>
               <w:fldChar w:fldCharType="end"/>
             </w:r>
             <w:r>
@@ -8824,39 +8676,25 @@
               <w:t>追加モードで「</w:t>
             </w:r>
             <w:r>
+              <w:fldChar w:fldCharType="begin"/>
+            </w:r>
+            <w:r>
               <w:rPr>
                 <w:color w:val="auto"/>
               </w:rPr>
-              <w:fldChar w:fldCharType="begin"/>
-            </w:r>
-            <w:r>
-              <w:rPr>
+              <w:instrText xml:space="preserve"> REF _Ref130905255 \h </w:instrText>
+            </w:r>
+            <w:r>
+              <w:fldChar w:fldCharType="separate"/>
+            </w:r>
+            <w:r>
+              <w:rPr>
+                <w:rFonts w:hint="eastAsia"/>
                 <w:color w:val="auto"/>
               </w:rPr>
-              <w:instrText xml:space="preserve"> REF _Ref130905255 \h </w:instrText>
-            </w:r>
-            <w:r>
-              <w:rPr>
-                <w:color w:val="auto"/>
-              </w:rPr>
-            </w:r>
-            <w:r>
-              <w:rPr>
-                <w:color w:val="auto"/>
-              </w:rPr>
-              <w:fldChar w:fldCharType="separate"/>
-            </w:r>
-            <w:r>
-              <w:rPr>
-                <w:rFonts w:hint="eastAsia"/>
-                <w:color w:val="auto"/>
-              </w:rPr>
               <w:t>加入者編集画面</w:t>
             </w:r>
             <w:r>
-              <w:rPr>
-                <w:color w:val="auto"/>
-              </w:rPr>
               <w:fldChar w:fldCharType="end"/>
             </w:r>
             <w:r>
@@ -10213,8 +10051,8 @@
         <w:pStyle w:val="2"/>
         <w:spacing w:after="360"/>
       </w:pPr>
-      <w:bookmarkStart w:id="22" w:name="_Ref130905255"/>
-      <w:bookmarkStart w:id="23" w:name="_Toc209772914"/>
+      <w:bookmarkStart w:id="22" w:name="_Toc209772914"/>
+      <w:bookmarkStart w:id="23" w:name="_Ref130905255"/>
       <w:r>
         <w:t>イベント</w:t>
       </w:r>
@@ -10224,7 +10062,7 @@
         </w:rPr>
         <w:t>・アクション</w:t>
       </w:r>
-      <w:bookmarkEnd w:id="23"/>
+      <w:bookmarkEnd w:id="22"/>
     </w:p>
     <w:tbl>
       <w:tblPr>
@@ -10492,7 +10330,7 @@
         <w:lastRenderedPageBreak/>
         <w:t>加入者編集画面</w:t>
       </w:r>
-      <w:bookmarkEnd w:id="22"/>
+      <w:bookmarkEnd w:id="23"/>
       <w:bookmarkEnd w:id="24"/>
       <w:bookmarkEnd w:id="25"/>
     </w:p>
@@ -10695,15 +10533,15 @@
         <w:pStyle w:val="2"/>
         <w:spacing w:after="360"/>
       </w:pPr>
-      <w:bookmarkStart w:id="26" w:name="_Ref130905251"/>
-      <w:bookmarkStart w:id="27" w:name="_Toc209772916"/>
+      <w:bookmarkStart w:id="26" w:name="_Toc209772916"/>
+      <w:bookmarkStart w:id="27" w:name="_Ref130905251"/>
       <w:r>
         <w:rPr>
           <w:rFonts w:hint="eastAsia"/>
         </w:rPr>
         <w:t>モード</w:t>
       </w:r>
-      <w:bookmarkEnd w:id="27"/>
+      <w:bookmarkEnd w:id="26"/>
     </w:p>
     <w:p>
       <w:pPr>
@@ -10761,7 +10599,7 @@
         <w:lastRenderedPageBreak/>
         <w:t>構成</w:t>
       </w:r>
-      <w:bookmarkEnd w:id="26"/>
+      <w:bookmarkEnd w:id="27"/>
       <w:bookmarkEnd w:id="28"/>
     </w:p>
     <w:p>
@@ -14067,39 +13905,25 @@
               <w:t>結果を「</w:t>
             </w:r>
             <w:r>
+              <w:fldChar w:fldCharType="begin"/>
+            </w:r>
+            <w:r>
               <w:rPr>
                 <w:color w:val="auto"/>
               </w:rPr>
-              <w:fldChar w:fldCharType="begin"/>
-            </w:r>
-            <w:r>
-              <w:rPr>
+              <w:instrText xml:space="preserve"> REF _Ref141710974 \h </w:instrText>
+            </w:r>
+            <w:r>
+              <w:fldChar w:fldCharType="separate"/>
+            </w:r>
+            <w:r>
+              <w:rPr>
+                <w:rFonts w:hint="eastAsia"/>
                 <w:color w:val="auto"/>
               </w:rPr>
-              <w:instrText xml:space="preserve"> REF _Ref141710974 \h </w:instrText>
-            </w:r>
-            <w:r>
-              <w:rPr>
-                <w:color w:val="auto"/>
-              </w:rPr>
-            </w:r>
-            <w:r>
-              <w:rPr>
-                <w:color w:val="auto"/>
-              </w:rPr>
-              <w:fldChar w:fldCharType="separate"/>
-            </w:r>
-            <w:r>
-              <w:rPr>
-                <w:rFonts w:hint="eastAsia"/>
-                <w:color w:val="auto"/>
-              </w:rPr>
               <w:t>料金検索結果一覧画面</w:t>
             </w:r>
             <w:r>
-              <w:rPr>
-                <w:color w:val="auto"/>
-              </w:rPr>
               <w:fldChar w:fldCharType="end"/>
             </w:r>
             <w:r>
@@ -14196,45 +14020,31 @@
               <w:t>追加モードで「</w:t>
             </w:r>
             <w:r>
+              <w:fldChar w:fldCharType="begin"/>
+            </w:r>
+            <w:r>
               <w:rPr>
                 <w:color w:val="auto"/>
               </w:rPr>
-              <w:fldChar w:fldCharType="begin"/>
+              <w:instrText xml:space="preserve"> REF _Ref130905255 \h </w:instrText>
             </w:r>
             <w:r>
               <w:rPr>
                 <w:color w:val="auto"/>
               </w:rPr>
-              <w:instrText xml:space="preserve"> REF _Ref130905255 \h </w:instrText>
-            </w:r>
-            <w:r>
-              <w:rPr>
+              <w:instrText xml:space="preserve"> \* MERGEFORMAT </w:instrText>
+            </w:r>
+            <w:r>
+              <w:fldChar w:fldCharType="separate"/>
+            </w:r>
+            <w:r>
+              <w:rPr>
+                <w:rFonts w:hint="eastAsia"/>
                 <w:color w:val="auto"/>
               </w:rPr>
-              <w:instrText xml:space="preserve"> \* MERGEFORMAT </w:instrText>
-            </w:r>
-            <w:r>
-              <w:rPr>
-                <w:color w:val="auto"/>
-              </w:rPr>
-            </w:r>
-            <w:r>
-              <w:rPr>
-                <w:color w:val="auto"/>
-              </w:rPr>
-              <w:fldChar w:fldCharType="separate"/>
-            </w:r>
-            <w:r>
-              <w:rPr>
-                <w:rFonts w:hint="eastAsia"/>
-                <w:color w:val="auto"/>
-              </w:rPr>
               <w:t>加入者編集画面</w:t>
             </w:r>
             <w:r>
-              <w:rPr>
-                <w:color w:val="auto"/>
-              </w:rPr>
               <w:fldChar w:fldCharType="end"/>
             </w:r>
             <w:r>
@@ -23107,6 +22917,15 @@
 </file>
 
 <file path=customXml/item1.xml><?xml version="1.0" encoding="utf-8"?>
+<?mso-contentType ?>
+<FormTemplates xmlns="http://schemas.microsoft.com/sharepoint/v3/contenttype/forms">
+  <Display>DocumentLibraryForm</Display>
+  <Edit>DocumentLibraryForm</Edit>
+  <New>DocumentLibraryForm</New>
+</FormTemplates>
+</file>
+
+<file path=customXml/item2.xml><?xml version="1.0" encoding="utf-8"?>
 <ct:contentTypeSchema xmlns:ct="http://schemas.microsoft.com/office/2006/metadata/contentType" xmlns:ma="http://schemas.microsoft.com/office/2006/metadata/properties/metaAttributes" ct:_="" ma:_="" ma:contentTypeName="ドキュメント" ma:contentTypeID="0x0101006EE233C8A1FB4B469BB2E661295D6E91" ma:contentTypeVersion="2" ma:contentTypeDescription="新しいドキュメントを作成します。" ma:contentTypeScope="" ma:versionID="1b9219b10333f6b64ebd4ef1991bcd72">
   <xsd:schema xmlns:xsd="http://www.w3.org/2001/XMLSchema" xmlns:xs="http://www.w3.org/2001/XMLSchema" xmlns:p="http://schemas.microsoft.com/office/2006/metadata/properties" xmlns:ns2="50857365-7fc4-4771-9df7-5e98c74faf64" targetNamespace="http://schemas.microsoft.com/office/2006/metadata/properties" ma:root="true" ma:fieldsID="173855dec7caf0e07cda961b1ee7832a" ns2:_="">
     <xsd:import namespace="50857365-7fc4-4771-9df7-5e98c74faf64"/>
@@ -23238,20 +23057,19 @@
 </ct:contentTypeSchema>
 </file>
 
-<file path=customXml/item2.xml><?xml version="1.0" encoding="utf-8"?>
-<?mso-contentType ?>
-<FormTemplates xmlns="http://schemas.microsoft.com/sharepoint/v3/contenttype/forms">
-  <Display>DocumentLibraryForm</Display>
-  <Edit>DocumentLibraryForm</Edit>
-  <New>DocumentLibraryForm</New>
-</FormTemplates>
-</file>
-
 <file path=customXml/item3.xml><?xml version="1.0" encoding="utf-8"?>
 <b:Sources xmlns:b="http://schemas.openxmlformats.org/officeDocument/2006/bibliography" xmlns="http://schemas.openxmlformats.org/officeDocument/2006/bibliography" SelectedStyle="\APASixthEditionOfficeOnline.xsl" StyleName="APA" Version="6"/>
 </file>
 
 <file path=customXml/itemProps1.xml><?xml version="1.0" encoding="utf-8"?>
+<ds:datastoreItem xmlns:ds="http://schemas.openxmlformats.org/officeDocument/2006/customXml" ds:itemID="{5744ADD2-8172-4A5F-A407-DC6C4F6B022E}">
+  <ds:schemaRefs>
+    <ds:schemaRef ds:uri="http://schemas.microsoft.com/sharepoint/v3/contenttype/forms"/>
+  </ds:schemaRefs>
+</ds:datastoreItem>
+</file>
+
+<file path=customXml/itemProps2.xml><?xml version="1.0" encoding="utf-8"?>
 <ds:datastoreItem xmlns:ds="http://schemas.openxmlformats.org/officeDocument/2006/customXml" ds:itemID="{8CF18440-60D3-40F6-BDCC-0BE9039C028D}">
   <ds:schemaRefs>
     <ds:schemaRef ds:uri="http://schemas.microsoft.com/office/2006/metadata/contentType"/>
@@ -23269,16 +23087,8 @@
 </ds:datastoreItem>
 </file>
 
-<file path=customXml/itemProps2.xml><?xml version="1.0" encoding="utf-8"?>
-<ds:datastoreItem xmlns:ds="http://schemas.openxmlformats.org/officeDocument/2006/customXml" ds:itemID="{5744ADD2-8172-4A5F-A407-DC6C4F6B022E}">
-  <ds:schemaRefs>
-    <ds:schemaRef ds:uri="http://schemas.microsoft.com/sharepoint/v3/contenttype/forms"/>
-  </ds:schemaRefs>
-</ds:datastoreItem>
-</file>
-
 <file path=customXml/itemProps3.xml><?xml version="1.0" encoding="utf-8"?>
-<ds:datastoreItem xmlns:ds="http://schemas.openxmlformats.org/officeDocument/2006/customXml" ds:itemID="{39BDDD14-40A2-4EC9-9AD1-D533CDDBAA3F}">
+<ds:datastoreItem xmlns:ds="http://schemas.openxmlformats.org/officeDocument/2006/customXml" ds:itemID="{E3C829D6-C053-4E41-929E-072EBFFD276F}">
   <ds:schemaRefs>
     <ds:schemaRef ds:uri="http://schemas.openxmlformats.org/officeDocument/2006/bibliography"/>
   </ds:schemaRefs>
